--- a/content-marketing/Outreach_Playbook_Derek_Smith.docx
+++ b/content-marketing/Outreach_Playbook_Derek_Smith.docx
@@ -449,7 +449,424 @@
           <w:color w:val="1B3A5C"/>
           <w:sz w:val="30"/>
         </w:rPr>
-        <w:t>2. People you casually know — making it known what you do</w:t>
+        <w:t>2. Agents you've lost touch with, or are genuinely close to</w:t>
+      </w:r>
+    </w:p>
+    <w:p>
+      <w:r>
+        <w:rPr>
+          <w:b w:val="0"/>
+          <w:i w:val="0"/>
+        </w:rPr>
+        <w:t>Two situations, one truth behind both:</w:t>
+      </w:r>
+      <w:r>
+        <w:rPr>
+          <w:b/>
+          <w:i w:val="0"/>
+        </w:rPr>
+        <w:t xml:space="preserve"> the reason these people aren't already sending you business is almost never loyalty to another lender. It's that you never asked, or they forgot you do this.</w:t>
+      </w:r>
+      <w:r>
+        <w:rPr>
+          <w:b w:val="0"/>
+          <w:i w:val="0"/>
+        </w:rPr>
+        <w:t xml:space="preserve"> That makes the ask far lower-stakes than it feels.</w:t>
+      </w:r>
+    </w:p>
+    <w:p>
+      <w:r>
+        <w:rPr>
+          <w:b/>
+          <w:i w:val="0"/>
+          <w:color w:val="1E9B6E"/>
+          <w:sz w:val="24"/>
+        </w:rPr>
+        <w:t>First, the honesty problem</w:t>
+      </w:r>
+    </w:p>
+    <w:p>
+      <w:r>
+        <w:rPr>
+          <w:b w:val="0"/>
+          <w:i w:val="0"/>
+        </w:rPr>
+        <w:t>If you haven't spoken to someone in a year and you turn up asking for referrals, they will notice. You have two options and only one of them works: own it up front, or genuinely reconnect with no ask and circle back months later. Pretending it's a pure catch-up when it isn't is the version people resent.</w:t>
+      </w:r>
+    </w:p>
+    <w:p>
+      <w:r>
+        <w:rPr>
+          <w:b w:val="0"/>
+          <w:i w:val="0"/>
+        </w:rPr>
+        <w:t>Every template below takes the first option.</w:t>
+      </w:r>
+    </w:p>
+    <w:p>
+      <w:r>
+        <w:rPr>
+          <w:b/>
+          <w:i w:val="0"/>
+          <w:color w:val="1E9B6E"/>
+          <w:sz w:val="24"/>
+        </w:rPr>
+        <w:t>Haven't seen them in a while — text</w:t>
+      </w:r>
+    </w:p>
+    <w:p>
+      <w:pPr>
+        <w:spacing w:after="160"/>
+        <w:ind w:left="504"/>
+      </w:pPr>
+      <w:r>
+        <w:rPr>
+          <w:b w:val="0"/>
+          <w:i w:val="0"/>
+          <w:color w:val="000000"/>
+        </w:rPr>
+        <w:t>Hey [Name] — Derek Smith. Been a while since [the Elm St closing / we were both at the Board thing]. Hope the year's been good to you. Honest reason I'm reaching out: I'm with Baxter Mortgage now and I'm actively trying to earn more agent business. Not asking you to move anything away from anyone — just want to be on the list if your lender's ever slammed or can't make a file work. Would love to catch up either way.</w:t>
+      </w:r>
+    </w:p>
+    <w:p>
+      <w:r>
+        <w:rPr>
+          <w:b/>
+          <w:i w:val="0"/>
+          <w:color w:val="1E9B6E"/>
+          <w:sz w:val="24"/>
+        </w:rPr>
+        <w:t>Haven't seen them in a while — email</w:t>
+      </w:r>
+    </w:p>
+    <w:p>
+      <w:r>
+        <w:rPr>
+          <w:b/>
+          <w:i w:val="0"/>
+        </w:rPr>
+        <w:t>Subject:</w:t>
+      </w:r>
+      <w:r>
+        <w:rPr>
+          <w:b w:val="0"/>
+          <w:i w:val="0"/>
+        </w:rPr>
+        <w:t xml:space="preserve"> Been a while — and an honest agenda</w:t>
+      </w:r>
+    </w:p>
+    <w:p>
+      <w:pPr>
+        <w:spacing w:after="160"/>
+        <w:ind w:left="504"/>
+      </w:pPr>
+      <w:r>
+        <w:rPr>
+          <w:b w:val="0"/>
+          <w:i w:val="0"/>
+          <w:color w:val="000000"/>
+        </w:rPr>
+        <w:t>Hi [Name],</w:t>
+      </w:r>
+    </w:p>
+    <w:p>
+      <w:pPr>
+        <w:spacing w:after="160"/>
+        <w:ind w:left="504"/>
+      </w:pPr>
+      <w:r>
+        <w:rPr>
+          <w:b w:val="0"/>
+          <w:i w:val="0"/>
+          <w:color w:val="000000"/>
+        </w:rPr>
+        <w:t>It's been a while — [since the closing on Elm / since we were both at the Board event last year]. Hope the year's treated you well.</w:t>
+      </w:r>
+    </w:p>
+    <w:p>
+      <w:pPr>
+        <w:spacing w:after="160"/>
+        <w:ind w:left="504"/>
+      </w:pPr>
+      <w:r>
+        <w:rPr>
+          <w:b w:val="0"/>
+          <w:i w:val="0"/>
+          <w:color w:val="000000"/>
+        </w:rPr>
+        <w:t>I'll be straight about why I'm reaching out. I'm with Baxter Mortgage and I'm actively working to earn more business from agents. So this is part catch-up and part ask, and I'd rather say that than pretend otherwise.</w:t>
+      </w:r>
+    </w:p>
+    <w:p>
+      <w:pPr>
+        <w:spacing w:after="160"/>
+        <w:ind w:left="504"/>
+      </w:pPr>
+      <w:r>
+        <w:rPr>
+          <w:b w:val="0"/>
+          <w:i w:val="0"/>
+          <w:color w:val="000000"/>
+        </w:rPr>
+        <w:t>What I'm asking for isn't your whole book. It's to be the second name on your list — the one you call when your usual lender is buried, or when a file doesn't fit neatly inside one bank's box. As a broker I shop a number of lenders instead of being stuck with one set of overlays, and those are exactly the files where it matters.</w:t>
+      </w:r>
+    </w:p>
+    <w:p>
+      <w:pPr>
+        <w:spacing w:after="160"/>
+        <w:ind w:left="504"/>
+      </w:pPr>
+      <w:r>
+        <w:rPr>
+          <w:b w:val="0"/>
+          <w:i w:val="0"/>
+          <w:color w:val="000000"/>
+        </w:rPr>
+        <w:t>If you're all set, genuinely no hard feelings — say so and I'll leave it alone. If you're open to it, I'd love to grab coffee and hear what's been working for you lately.</w:t>
+      </w:r>
+    </w:p>
+    <w:p>
+      <w:pPr>
+        <w:spacing w:after="160"/>
+        <w:ind w:left="504"/>
+      </w:pPr>
+      <w:r>
+        <w:rPr>
+          <w:b w:val="0"/>
+          <w:i w:val="0"/>
+          <w:color w:val="000000"/>
+        </w:rPr>
+        <w:t>Derek</w:t>
+      </w:r>
+    </w:p>
+    <w:p>
+      <w:r>
+        <w:rPr>
+          <w:b/>
+          <w:i w:val="0"/>
+          <w:color w:val="1E9B6E"/>
+          <w:sz w:val="24"/>
+        </w:rPr>
+        <w:t>If you've actually closed a deal together</w:t>
+      </w:r>
+    </w:p>
+    <w:p>
+      <w:r>
+        <w:rPr>
+          <w:b w:val="0"/>
+          <w:i w:val="0"/>
+        </w:rPr>
+        <w:t>This is your strongest possible opener and most people never use it. They already know how you work — lead with that.</w:t>
+      </w:r>
+    </w:p>
+    <w:p>
+      <w:pPr>
+        <w:spacing w:after="160"/>
+        <w:ind w:left="504"/>
+      </w:pPr>
+      <w:r>
+        <w:rPr>
+          <w:b w:val="0"/>
+          <w:i w:val="0"/>
+          <w:color w:val="000000"/>
+        </w:rPr>
+        <w:t>Hey [Name] — Derek. Was thinking about the [Street] closing the other day. That one had some moving parts and you were great to work with. I'm at Baxter Mortgage now and building my agent business on purpose rather than by accident, and you're one of the first calls I'm making — mostly because you already know how I handle a file. Anything coming up I could help with?</w:t>
+      </w:r>
+    </w:p>
+    <w:p>
+      <w:r>
+        <w:rPr>
+          <w:b/>
+          <w:i w:val="0"/>
+          <w:color w:val="1E9B6E"/>
+          <w:sz w:val="24"/>
+        </w:rPr>
+        <w:t>Agents you're genuinely close with — drop the professional voice</w:t>
+      </w:r>
+    </w:p>
+    <w:p>
+      <w:r>
+        <w:rPr>
+          <w:b w:val="0"/>
+          <w:i w:val="0"/>
+        </w:rPr>
+        <w:t>With someone you actually know, the polished email is</w:t>
+      </w:r>
+      <w:r>
+        <w:rPr>
+          <w:b w:val="0"/>
+          <w:i/>
+        </w:rPr>
+        <w:t xml:space="preserve"> worse</w:t>
+      </w:r>
+      <w:r>
+        <w:rPr>
+          <w:b w:val="0"/>
+          <w:i w:val="0"/>
+        </w:rPr>
+        <w:t xml:space="preserve"> . It reads as fake and creates distance where you already had none. Just say the thing.</w:t>
+      </w:r>
+    </w:p>
+    <w:p>
+      <w:pPr>
+        <w:spacing w:after="160"/>
+        <w:ind w:left="504"/>
+      </w:pPr>
+      <w:r>
+        <w:rPr>
+          <w:b w:val="0"/>
+          <w:i w:val="0"/>
+          <w:color w:val="000000"/>
+        </w:rPr>
+        <w:t>Hey man, real talk — I'm trying to grow my agent business and I realized I've never actually asked you directly, which is kind of dumb on my part. Do you have room for another lender? Not trying to take over anything you've got going. Just want a shot at the next one. And if the answer's no, that's completely fine — I'd honestly rather know.</w:t>
+      </w:r>
+    </w:p>
+    <w:p>
+      <w:r>
+        <w:rPr>
+          <w:b w:val="0"/>
+          <w:i w:val="0"/>
+        </w:rPr>
+        <w:t>Alternate, if you want it even shorter:</w:t>
+      </w:r>
+    </w:p>
+    <w:p>
+      <w:pPr>
+        <w:spacing w:after="160"/>
+        <w:ind w:left="504"/>
+      </w:pPr>
+      <w:r>
+        <w:rPr>
+          <w:b w:val="0"/>
+          <w:i w:val="0"/>
+          <w:color w:val="000000"/>
+        </w:rPr>
+        <w:t>[Name] — quick one. Next pre-approval you need, can I take a run at it? Building up my agent side at Baxter and I'd rather ask you straight than hint at it for six months. If you're locked in with someone, no problem at all, just tell me.</w:t>
+      </w:r>
+    </w:p>
+    <w:p>
+      <w:r>
+        <w:rPr>
+          <w:b/>
+          <w:i w:val="0"/>
+          <w:color w:val="1E9B6E"/>
+          <w:sz w:val="24"/>
+        </w:rPr>
+        <w:t>The single best question to ask a close agent</w:t>
+      </w:r>
+    </w:p>
+    <w:p>
+      <w:r>
+        <w:rPr>
+          <w:b w:val="0"/>
+          <w:i w:val="0"/>
+        </w:rPr>
+        <w:t>In person or on a call, this outperforms any pitch:</w:t>
+      </w:r>
+    </w:p>
+    <w:p>
+      <w:pPr>
+        <w:spacing w:after="160"/>
+        <w:ind w:left="504"/>
+      </w:pPr>
+      <w:r>
+        <w:rPr>
+          <w:b w:val="0"/>
+          <w:i w:val="0"/>
+          <w:color w:val="000000"/>
+        </w:rPr>
+        <w:t>"Can I ask you something directly? I'm trying to grow the agent side of my business. What would I need to do to earn your next referral?"</w:t>
+      </w:r>
+    </w:p>
+    <w:p>
+      <w:r>
+        <w:rPr>
+          <w:b w:val="0"/>
+          <w:i w:val="0"/>
+        </w:rPr>
+        <w:t>It hands them the microphone and they'll tell you the exact criteria — turn times, weekend availability, how you communicate with their clients, whether you'll sit an open house. That answer is worth more than any amount of guessing, and people rarely say no to someone who asked them how to earn it.</w:t>
+      </w:r>
+    </w:p>
+    <w:p>
+      <w:r>
+        <w:rPr>
+          <w:b/>
+          <w:i w:val="0"/>
+          <w:color w:val="1E9B6E"/>
+          <w:sz w:val="24"/>
+        </w:rPr>
+        <w:t>When they say "sure, send me something"</w:t>
+      </w:r>
+    </w:p>
+    <w:p>
+      <w:r>
+        <w:rPr>
+          <w:b w:val="0"/>
+          <w:i w:val="0"/>
+        </w:rPr>
+        <w:t>Do not let this evaporate. Convert it to a concrete next step within 24 hours.</w:t>
+      </w:r>
+    </w:p>
+    <w:p>
+      <w:pPr>
+        <w:spacing w:after="160"/>
+        <w:ind w:left="504"/>
+      </w:pPr>
+      <w:r>
+        <w:rPr>
+          <w:b w:val="0"/>
+          <w:i w:val="0"/>
+          <w:color w:val="000000"/>
+        </w:rPr>
+        <w:t>Perfect. I'll send you two things by [day]: my pre-approval turn time in writing so you know what you're getting, and a co-branded financing sheet you can use at your next open house. And if something comes up before then, just text me — I answer fast, weekends included.</w:t>
+      </w:r>
+    </w:p>
+    <w:p>
+      <w:r>
+        <w:rPr>
+          <w:b/>
+          <w:i w:val="0"/>
+          <w:color w:val="1E9B6E"/>
+          <w:sz w:val="24"/>
+        </w:rPr>
+        <w:t>If there's no reply — one bump, then stop</w:t>
+      </w:r>
+    </w:p>
+    <w:p>
+      <w:pPr>
+        <w:spacing w:after="160"/>
+        <w:ind w:left="504"/>
+      </w:pPr>
+      <w:r>
+        <w:rPr>
+          <w:b w:val="0"/>
+          <w:i w:val="0"/>
+          <w:color w:val="000000"/>
+        </w:rPr>
+        <w:t>Hey [Name] — no worries at all if now's not the time, just closing the loop on my end. Door's open whenever. Good luck with the rest of the year.</w:t>
+      </w:r>
+    </w:p>
+    <w:p>
+      <w:r>
+        <w:rPr>
+          <w:b w:val="0"/>
+          <w:i w:val="0"/>
+        </w:rPr>
+        <w:t>One follow-up. Then log them as a Prospect on the 30-day cadence and let the system bring them back around with something useful later. Chasing is what turns a reasonable ask into a nuisance.</w:t>
+      </w:r>
+    </w:p>
+    <w:p/>
+    <w:p/>
+    <w:p>
+      <w:r>
+        <w:rPr>
+          <w:b/>
+          <w:i w:val="0"/>
+          <w:color w:val="1B3A5C"/>
+          <w:sz w:val="30"/>
+        </w:rPr>
+        <w:t>3. People you casually know — making it known what you do</w:t>
       </w:r>
     </w:p>
     <w:p>
@@ -612,7 +1029,7 @@
           <w:color w:val="1B3A5C"/>
           <w:sz w:val="30"/>
         </w:rPr>
-        <w:t>3. Leads who went quiet</w:t>
+        <w:t>4. Leads who went quiet</w:t>
       </w:r>
     </w:p>
     <w:p>
@@ -770,7 +1187,7 @@
           <w:color w:val="1B3A5C"/>
           <w:sz w:val="30"/>
         </w:rPr>
-        <w:t>4. Prospects — the no-ask touch</w:t>
+        <w:t>5. Prospects — the no-ask touch</w:t>
       </w:r>
     </w:p>
     <w:p>
@@ -923,7 +1340,7 @@
           <w:color w:val="1B3A5C"/>
           <w:sz w:val="30"/>
         </w:rPr>
-        <w:t>5. Dead leads</w:t>
+        <w:t>6. Dead leads</w:t>
       </w:r>
     </w:p>
     <w:p>
@@ -1067,7 +1484,7 @@
           <w:color w:val="1B3A5C"/>
           <w:sz w:val="30"/>
         </w:rPr>
-        <w:t>6. Past clients — your best referral source</w:t>
+        <w:t>7. Past clients — your best referral source</w:t>
       </w:r>
     </w:p>
     <w:p>
@@ -1130,7 +1547,7 @@
           <w:color w:val="1B3A5C"/>
           <w:sz w:val="30"/>
         </w:rPr>
-        <w:t>7. Active clients — the update that wins referrals</w:t>
+        <w:t>8. Active clients — the update that wins referrals</w:t>
       </w:r>
     </w:p>
     <w:p>
@@ -1175,7 +1592,7 @@
           <w:color w:val="1B3A5C"/>
           <w:sz w:val="30"/>
         </w:rPr>
-        <w:t>8. The one-time social post</w:t>
+        <w:t>9. The one-time social post</w:t>
       </w:r>
     </w:p>
     <w:p>
@@ -1267,7 +1684,7 @@
           <w:color w:val="1B3A5C"/>
           <w:sz w:val="30"/>
         </w:rPr>
-        <w:t>9. In person</w:t>
+        <w:t>10. In person</w:t>
       </w:r>
     </w:p>
     <w:p>
@@ -1352,7 +1769,7 @@
           <w:color w:val="1B3A5C"/>
           <w:sz w:val="30"/>
         </w:rPr>
-        <w:t>10. Timing</w:t>
+        <w:t>11. Timing</w:t>
       </w:r>
     </w:p>
     <w:p>
@@ -1441,7 +1858,7 @@
           <w:color w:val="1B3A5C"/>
           <w:sz w:val="30"/>
         </w:rPr>
-        <w:t>11. Compliance quick reference</w:t>
+        <w:t>12. Compliance quick reference</w:t>
       </w:r>
     </w:p>
     <w:p>

--- a/content-marketing/Outreach_Playbook_Derek_Smith.docx
+++ b/content-marketing/Outreach_Playbook_Derek_Smith.docx
@@ -159,7 +159,16 @@
           <w:b w:val="0"/>
           <w:i w:val="0"/>
         </w:rPr>
-        <w:t>These are your highest-value messages in this whole document. You already have the relationship; you just haven't converted it. The goal is not to win their whole book — it's to become the person they call when the normal lender says no.</w:t>
+        <w:t>They know who you are and who you're with. So skip the introduction entirely — leading with it makes you sound like you're announcing yourself rather than asking for business. Go straight to the ask.</w:t>
+      </w:r>
+    </w:p>
+    <w:p>
+      <w:r>
+        <w:rPr>
+          <w:b w:val="0"/>
+          <w:i w:val="0"/>
+        </w:rPr>
+        <w:t>The goal isn't their whole book. It's to become the person they call when the normal lender says no.</w:t>
       </w:r>
     </w:p>
     <w:p>
@@ -184,7 +193,7 @@
           <w:i w:val="0"/>
           <w:color w:val="000000"/>
         </w:rPr>
-        <w:t>Hey [Name], it's Derek Smith — good seeing you at [place] [recently]. Quick note on the business side: I'm doing mortgages with Baxter Mortgage now. We're referral-based, so I'd rather earn one agent's trust than blast a hundred. If you ever want a second opinion on a buyer — especially one who's been turned down somewhere else — I'd love to take a look. No pressure to move anything away from whoever you use now. NMLS 2810853</w:t>
+        <w:t>Hey [Name] — good seeing you at [place]. Reaching out on the business side: I'm working on growing my agent relationships this year and I'd like a shot at earning some of yours. Not asking you to move anything away from whoever you use. I just want to be the call when they're buried or a file won't fit — I shop multiple lenders, so the messy ones are where I'm most useful.</w:t>
       </w:r>
     </w:p>
     <w:p>
@@ -211,7 +220,7 @@
           <w:b w:val="0"/>
           <w:i w:val="0"/>
         </w:rPr>
-        <w:t xml:space="preserve"> Second opinion on the tough ones</w:t>
+        <w:t xml:space="preserve"> A shot at your next tough one</w:t>
       </w:r>
     </w:p>
     <w:p>
@@ -239,7 +248,7 @@
           <w:i w:val="0"/>
           <w:color w:val="000000"/>
         </w:rPr>
-        <w:t>Good [seeing you at [event] / catching up the other week]. I wanted to reach out on the business side.</w:t>
+        <w:t>Good [seeing you at [event] / catching up the other week]. I'm reaching out on the business side.</w:t>
       </w:r>
     </w:p>
     <w:p>
@@ -253,7 +262,7 @@
           <w:i w:val="0"/>
           <w:color w:val="000000"/>
         </w:rPr>
-        <w:t>I'm with Baxter Mortgage, licensed statewide. I'm building this entirely on referrals — no bought leads, no call center — which means the only way I grow is by doing right by the agents who trust me with a client.</w:t>
+        <w:t>I'm working to grow my agent relationships this year, and I'd rather ask you directly than sit around hoping you think of me.</w:t>
       </w:r>
     </w:p>
     <w:p>
@@ -267,7 +276,7 @@
           <w:i w:val="0"/>
           <w:color w:val="000000"/>
         </w:rPr>
-        <w:t>I'm not asking you to move anything away from the lender you already use. What I'd ask for is the file that isn't straightforward: the self-employed borrower, the thin credit file, the buyer who already got a no somewhere. As a broker I can shop a number of lenders instead of being stuck inside one bank's overlays — and those are exactly the files where that matters.</w:t>
+        <w:t>I'm not asking you to move anything away from whoever you're using now. What I want is the file that isn't clean — the self-employed borrower, the thin credit file, the buyer who already got a no somewhere. I shop a number of lenders rather than working inside one bank's overlays, and those are the files where that's actually worth something.</w:t>
       </w:r>
     </w:p>
     <w:p>
@@ -281,7 +290,7 @@
           <w:i w:val="0"/>
           <w:color w:val="000000"/>
         </w:rPr>
-        <w:t>Things tend to pick up heading into spring, and I'd rather have the relationship in place before it gets busy than scramble in April.</w:t>
+        <w:t>Two things I'll commit to if you send me one: you'll hear back from me the same day, weekends included. And your client will never call you asking where the loan stands, because I'll have already told them.</w:t>
       </w:r>
     </w:p>
     <w:p>
@@ -295,7 +304,7 @@
           <w:i w:val="0"/>
           <w:color w:val="000000"/>
         </w:rPr>
-        <w:t>If you or anyone you know is in the market for a home, I'd love to get connected. And if it's easier, coffee sometime — I'm around [towns] most weeks.</w:t>
+        <w:t>If you're all set, no hard feelings — say so and I'll leave it alone. If you're open to it, coffee sometime? I'm around [towns] most weeks.</w:t>
       </w:r>
     </w:p>
     <w:p>
@@ -315,6 +324,15 @@
     <w:p>
       <w:r>
         <w:rPr>
+          <w:b w:val="0"/>
+          <w:i w:val="0"/>
+        </w:rPr>
+        <w:t>Those two commitments are the most persuasive lines in the message. Everyone claims to be responsive. Putting a same-day turnaround and proactive client updates in writing is a specific, checkable promise — and agents switch lenders over exactly those two things.</w:t>
+      </w:r>
+    </w:p>
+    <w:p>
+      <w:r>
+        <w:rPr>
           <w:b/>
           <w:i w:val="0"/>
           <w:color w:val="1E9B6E"/>
@@ -329,7 +347,7 @@
           <w:b w:val="0"/>
           <w:i w:val="0"/>
         </w:rPr>
-        <w:t>They will. This is the expected answer, not a rejection — and how you respond decides whether you ever get a file.</w:t>
+        <w:t>They will. This is the expected answer, not a rejection — and how you handle it decides whether you ever get a file.</w:t>
       </w:r>
     </w:p>
     <w:p>
@@ -352,7 +370,7 @@
           <w:b w:val="0"/>
           <w:i w:val="0"/>
         </w:rPr>
-        <w:t>The backup slot is winnable, and it's how nearly every lender-agent relationship actually starts. Their primary lender will eventually be unreachable on a Saturday, or will decline something. Be the person who picks up.</w:t>
+        <w:t>The backup slot is winnable, and it's how nearly every lender-agent relationship actually starts. Their primary will eventually be unreachable on a Saturday, or will decline something. Be the person who picks up.</w:t>
       </w:r>
     </w:p>
     <w:p>
@@ -386,7 +404,7 @@
           <w:i w:val="0"/>
           <w:color w:val="000000"/>
         </w:rPr>
-        <w:t>Hey [Name] — got an open house coming up? Happy to put together a financing sheet for it: a few program options buyers can actually look at, co-branded with you. Costs you nothing and gives people something to take home. I can also sit the open house with you if you want someone there to answer the money questions.</w:t>
+        <w:t>Hey [Name] — got an open house coming up? Happy to put together a financing sheet for it: a few program options buyers can actually look at, co-branded with you. Costs you nothing and gives people something to take home. I can also sit the open house with you if you want someone there to handle the money questions.</w:t>
       </w:r>
     </w:p>
     <w:p>
@@ -395,7 +413,7 @@
           <w:b w:val="0"/>
           <w:i w:val="0"/>
         </w:rPr>
-        <w:t>Sitting an open house is the single fastest way to earn an agent's trust. You're giving them free coverage and you're meeting buyers directly.</w:t>
+        <w:t>Sitting an open house is the fastest way to earn an agent's trust. You're giving them free coverage and meeting buyers directly.</w:t>
       </w:r>
     </w:p>
     <w:p>
@@ -436,7 +454,7 @@
           <w:b w:val="0"/>
           <w:i w:val="0"/>
         </w:rPr>
-        <w:t xml:space="preserve"> It is the most common reason they switch lenders and the easiest thing to be excellent at on day one.</w:t>
+        <w:t xml:space="preserve"> It's the most common reason they switch lenders and the easiest thing to be excellent at immediately.</w:t>
       </w:r>
     </w:p>
     <w:p/>
@@ -458,21 +476,30 @@
           <w:b w:val="0"/>
           <w:i w:val="0"/>
         </w:rPr>
-        <w:t>Two situations, one truth behind both:</w:t>
+        <w:t>Same rule — they know who you are. No recap of where you work or what you do.</w:t>
+      </w:r>
+    </w:p>
+    <w:p>
+      <w:r>
+        <w:rPr>
+          <w:b w:val="0"/>
+          <w:i w:val="0"/>
+        </w:rPr>
+        <w:t>And the thing worth knowing about both groups:</w:t>
       </w:r>
       <w:r>
         <w:rPr>
           <w:b/>
           <w:i w:val="0"/>
         </w:rPr>
-        <w:t xml:space="preserve"> the reason these people aren't already sending you business is almost never loyalty to another lender. It's that you never asked, or they forgot you do this.</w:t>
+        <w:t xml:space="preserve"> the reason they aren't already sending you business is almost never loyalty to another lender. It's that you never asked.</w:t>
       </w:r>
       <w:r>
         <w:rPr>
           <w:b w:val="0"/>
           <w:i w:val="0"/>
         </w:rPr>
-        <w:t xml:space="preserve"> That makes the ask far lower-stakes than it feels.</w:t>
+        <w:t xml:space="preserve"> That makes this far lower-stakes than it feels.</w:t>
       </w:r>
     </w:p>
     <w:p>
@@ -492,16 +519,7 @@
           <w:b w:val="0"/>
           <w:i w:val="0"/>
         </w:rPr>
-        <w:t>If you haven't spoken to someone in a year and you turn up asking for referrals, they will notice. You have two options and only one of them works: own it up front, or genuinely reconnect with no ask and circle back months later. Pretending it's a pure catch-up when it isn't is the version people resent.</w:t>
-      </w:r>
-    </w:p>
-    <w:p>
-      <w:r>
-        <w:rPr>
-          <w:b w:val="0"/>
-          <w:i w:val="0"/>
-        </w:rPr>
-        <w:t>Every template below takes the first option.</w:t>
+        <w:t>If you haven't spoken to someone in a year and you turn up asking for referrals, they'll notice. You have two options and only one works: own it up front, or genuinely reconnect with no ask and circle back months later. Pretending it's a pure catch-up when it isn't is the version people resent.</w:t>
       </w:r>
     </w:p>
     <w:p>
@@ -526,7 +544,7 @@
           <w:i w:val="0"/>
           <w:color w:val="000000"/>
         </w:rPr>
-        <w:t>Hey [Name] — Derek Smith. Been a while since [the Elm St closing / we were both at the Board thing]. Hope the year's been good to you. Honest reason I'm reaching out: I'm with Baxter Mortgage now and I'm actively trying to earn more agent business. Not asking you to move anything away from anyone — just want to be on the list if your lender's ever slammed or can't make a file work. Would love to catch up either way.</w:t>
+        <w:t>Hey [Name] — been a while since [the Elm St closing / we were both at the Board thing]. Hope the year's been good to you. Reaching out with an honest agenda: I'm working to grow my agent business and I'd like a shot at earning some of yours. Not asking you to move anything — just want to be on the list when your lender's slammed or a file's a mess. Would be good to catch up either way.</w:t>
       </w:r>
     </w:p>
     <w:p>
@@ -595,7 +613,7 @@
           <w:i w:val="0"/>
           <w:color w:val="000000"/>
         </w:rPr>
-        <w:t>I'll be straight about why I'm reaching out. I'm with Baxter Mortgage and I'm actively working to earn more business from agents. So this is part catch-up and part ask, and I'd rather say that than pretend otherwise.</w:t>
+        <w:t>I'll be straight about why I'm reaching out. I'm working to grow my agent business, so this is part catch-up and part ask, and I'd rather say that than pretend otherwise.</w:t>
       </w:r>
     </w:p>
     <w:p>
@@ -609,7 +627,7 @@
           <w:i w:val="0"/>
           <w:color w:val="000000"/>
         </w:rPr>
-        <w:t>What I'm asking for isn't your whole book. It's to be the second name on your list — the one you call when your usual lender is buried, or when a file doesn't fit neatly inside one bank's box. As a broker I shop a number of lenders instead of being stuck with one set of overlays, and those are exactly the files where it matters.</w:t>
+        <w:t>What I'm asking for isn't your whole book. It's to be the second name on your list — the one you call when your usual lender is buried, or when a file doesn't fit neatly inside one bank's box. I shop a number of lenders instead of being stuck with one set of overlays, and those are exactly the files where it matters.</w:t>
       </w:r>
     </w:p>
     <w:p>
@@ -657,7 +675,7 @@
           <w:b w:val="0"/>
           <w:i w:val="0"/>
         </w:rPr>
-        <w:t>This is your strongest possible opener and most people never use it. They already know how you work — lead with that.</w:t>
+        <w:t>Your strongest possible opener, and most people never use it. They've seen your work — lead with that.</w:t>
       </w:r>
     </w:p>
     <w:p>
@@ -671,7 +689,7 @@
           <w:i w:val="0"/>
           <w:color w:val="000000"/>
         </w:rPr>
-        <w:t>Hey [Name] — Derek. Was thinking about the [Street] closing the other day. That one had some moving parts and you were great to work with. I'm at Baxter Mortgage now and building my agent business on purpose rather than by accident, and you're one of the first calls I'm making — mostly because you already know how I handle a file. Anything coming up I could help with?</w:t>
+        <w:t>Hey [Name] — was thinking about the [Street] closing the other day. That one had some moving parts and you were great to work with. I'm building my agent business on purpose this year rather than by accident, and you're one of the first calls I'm making — mostly because you already know how I handle a file. Anything coming up I could help with?</w:t>
       </w:r>
     </w:p>
     <w:p>
@@ -705,7 +723,7 @@
           <w:b w:val="0"/>
           <w:i w:val="0"/>
         </w:rPr>
-        <w:t xml:space="preserve"> . It reads as fake and creates distance where you already had none. Just say the thing.</w:t>
+        <w:t xml:space="preserve"> . It reads as fake and creates distance where you had none. Just say the thing.</w:t>
       </w:r>
     </w:p>
     <w:p>
@@ -728,7 +746,7 @@
           <w:b w:val="0"/>
           <w:i w:val="0"/>
         </w:rPr>
-        <w:t>Alternate, if you want it even shorter:</w:t>
+        <w:t>Alternate, shorter:</w:t>
       </w:r>
     </w:p>
     <w:p>
@@ -742,7 +760,7 @@
           <w:i w:val="0"/>
           <w:color w:val="000000"/>
         </w:rPr>
-        <w:t>[Name] — quick one. Next pre-approval you need, can I take a run at it? Building up my agent side at Baxter and I'd rather ask you straight than hint at it for six months. If you're locked in with someone, no problem at all, just tell me.</w:t>
+        <w:t>[Name] — quick one. Next pre-approval you need, can I take a run at it? I'd rather ask you straight than hint at it for six months. If you're locked in with someone, no problem at all, just tell me.</w:t>
       </w:r>
     </w:p>
     <w:p>
@@ -785,7 +803,7 @@
           <w:b w:val="0"/>
           <w:i w:val="0"/>
         </w:rPr>
-        <w:t>It hands them the microphone and they'll tell you the exact criteria — turn times, weekend availability, how you communicate with their clients, whether you'll sit an open house. That answer is worth more than any amount of guessing, and people rarely say no to someone who asked them how to earn it.</w:t>
+        <w:t>It hands them the microphone and they'll tell you the exact criteria — turn times, weekend availability, how you talk to their clients, whether you'll sit an open house. That answer is worth more than any amount of guessing, and people rarely say no to someone who asked them how to earn it.</w:t>
       </w:r>
     </w:p>
     <w:p>
@@ -805,7 +823,7 @@
           <w:b w:val="0"/>
           <w:i w:val="0"/>
         </w:rPr>
-        <w:t>Do not let this evaporate. Convert it to a concrete next step within 24 hours.</w:t>
+        <w:t>Don't let this evaporate. Convert it to a concrete next step within 24 hours.</w:t>
       </w:r>
     </w:p>
     <w:p>

--- a/content-marketing/Outreach_Playbook_Derek_Smith.docx
+++ b/content-marketing/Outreach_Playbook_Derek_Smith.docx
@@ -10,7 +10,7 @@
           <w:color w:val="1B3A5C"/>
           <w:sz w:val="44"/>
         </w:rPr>
-        <w:t>Outreach Playbook — Derek Smith, Baxter Mortgage</w:t>
+        <w:t>Outreach Playbook: Derek Smith, Baxter Mortgage</w:t>
       </w:r>
     </w:p>
     <w:p>
@@ -102,7 +102,7 @@
           <w:b w:val="0"/>
           <w:i w:val="0"/>
         </w:rPr>
-        <w:t xml:space="preserve"> Every message gives a graceful exit. Counterintuitively this raises reply rates — people answer when they don't feel trapped.</w:t>
+        <w:t xml:space="preserve"> Every message gives a graceful exit. Counterintuitively this raises reply rates. People answer when they don't feel trapped.</w:t>
       </w:r>
     </w:p>
     <w:p>
@@ -150,7 +150,7 @@
           <w:color w:val="1B3A5C"/>
           <w:sz w:val="30"/>
         </w:rPr>
-        <w:t>1. Agents you know socially — the ones you'd stop and talk to</w:t>
+        <w:t>1. Agents you know socially: the ones you'd stop and talk to</w:t>
       </w:r>
     </w:p>
     <w:p>
@@ -159,7 +159,7 @@
           <w:b w:val="0"/>
           <w:i w:val="0"/>
         </w:rPr>
-        <w:t>They know who you are and who you're with. So skip the introduction entirely — leading with it makes you sound like you're announcing yourself rather than asking for business. Go straight to the ask.</w:t>
+        <w:t>They know who you are and who you're with. So skip the introduction entirely, leading with it makes you sound like you're announcing yourself rather than asking for business. Go straight to the ask.</w:t>
       </w:r>
     </w:p>
     <w:p>
@@ -179,7 +179,7 @@
           <w:color w:val="1E9B6E"/>
           <w:sz w:val="24"/>
         </w:rPr>
-        <w:t>Text — the opener</w:t>
+        <w:t>Text: the opener</w:t>
       </w:r>
     </w:p>
     <w:p>
@@ -193,7 +193,7 @@
           <w:i w:val="0"/>
           <w:color w:val="000000"/>
         </w:rPr>
-        <w:t>Hey [Name] — good seeing you at [place]. Reaching out on the business side: I'm working on growing my agent relationships this year and I'd like a shot at earning some of yours. Not asking you to move anything away from whoever you use. I just want to be the call when they're buried or a file won't fit — I shop multiple lenders, so the messy ones are where I'm most useful.</w:t>
+        <w:t>Hey [Name], good seeing you at [place]. Reaching out on the business side: I'm working on growing my agent relationships this year and I'd like a shot at earning some of yours. Not asking you to move anything away from whoever you use. I just want to be the call when they're buried or a file won't fit. I shop multiple lenders, so the messy ones are where I'm most useful.</w:t>
       </w:r>
     </w:p>
     <w:p>
@@ -204,7 +204,7 @@
           <w:color w:val="1E9B6E"/>
           <w:sz w:val="24"/>
         </w:rPr>
-        <w:t>Email — the full version</w:t>
+        <w:t>Email: the full version</w:t>
       </w:r>
     </w:p>
     <w:p>
@@ -276,7 +276,7 @@
           <w:i w:val="0"/>
           <w:color w:val="000000"/>
         </w:rPr>
-        <w:t>I'm not asking you to move anything away from whoever you're using now. What I want is the file that isn't clean — the self-employed borrower, the thin credit file, the buyer who already got a no somewhere. I shop a number of lenders rather than working inside one bank's overlays, and those are the files where that's actually worth something.</w:t>
+        <w:t>I'm not asking you to move anything away from whoever you're using now. What I want is the file that isn't clean, the self-employed borrower, the thin credit file, the buyer who already got a no somewhere. I shop a number of lenders rather than working inside one bank's overlays, and those are the files where that's actually worth something.</w:t>
       </w:r>
     </w:p>
     <w:p>
@@ -304,7 +304,7 @@
           <w:i w:val="0"/>
           <w:color w:val="000000"/>
         </w:rPr>
-        <w:t>If you're all set, no hard feelings — say so and I'll leave it alone. If you're open to it, coffee sometime? I'm around [towns] most weeks.</w:t>
+        <w:t>If you're all set, no hard feelings, say so and I'll leave it alone. If you're open to it, coffee sometime? I'm around [towns] most weeks.</w:t>
       </w:r>
     </w:p>
     <w:p>
@@ -327,7 +327,7 @@
           <w:b w:val="0"/>
           <w:i w:val="0"/>
         </w:rPr>
-        <w:t>Those two commitments are the most persuasive lines in the message. Everyone claims to be responsive. Putting a same-day turnaround and proactive client updates in writing is a specific, checkable promise — and agents switch lenders over exactly those two things.</w:t>
+        <w:t>Those two commitments are the most persuasive lines in the message. Everyone claims to be responsive. Putting a same-day turnaround and proactive client updates in writing is a specific, checkable promise, and agents switch lenders over exactly those two things.</w:t>
       </w:r>
     </w:p>
     <w:p>
@@ -347,7 +347,7 @@
           <w:b w:val="0"/>
           <w:i w:val="0"/>
         </w:rPr>
-        <w:t>They will. This is the expected answer, not a rejection — and how you handle it decides whether you ever get a file.</w:t>
+        <w:t>They will. This is the expected answer, not a rejection, and how you handle it decides whether you ever get a file.</w:t>
       </w:r>
     </w:p>
     <w:p>
@@ -404,7 +404,7 @@
           <w:i w:val="0"/>
           <w:color w:val="000000"/>
         </w:rPr>
-        <w:t>Hey [Name] — got an open house coming up? Happy to put together a financing sheet for it: a few program options buyers can actually look at, co-branded with you. Costs you nothing and gives people something to take home. I can also sit the open house with you if you want someone there to handle the money questions.</w:t>
+        <w:t>Hey [Name], got an open house coming up? Happy to put together a financing sheet for it: a few program options buyers can actually look at, co-branded with you. Costs you nothing and gives people something to take home. I can also sit the open house with you if you want someone there to handle the money questions.</w:t>
       </w:r>
     </w:p>
     <w:p>
@@ -424,7 +424,7 @@
           <w:color w:val="1E9B6E"/>
           <w:sz w:val="24"/>
         </w:rPr>
-        <w:t>After a good conversation — lock in the next step</w:t>
+        <w:t>After a good conversation: lock in the next step</w:t>
       </w:r>
     </w:p>
     <w:p>
@@ -438,7 +438,7 @@
           <w:i w:val="0"/>
           <w:color w:val="000000"/>
         </w:rPr>
-        <w:t>Great talking today [Name]. Two things I said I'd do: [X] and [Y]. I'll have both to you by [day]. And if anything comes up before then that needs a quick pre-qual, just text me — I answer fast, including weekends.</w:t>
+        <w:t>Great talking today [Name]. Two things I said I'd do: [X] and [Y]. I'll have both to you by [day]. And if anything comes up before then that needs a quick pre-qual, just text me. I answer fast, including weekends.</w:t>
       </w:r>
     </w:p>
     <w:p>
@@ -476,7 +476,7 @@
           <w:b w:val="0"/>
           <w:i w:val="0"/>
         </w:rPr>
-        <w:t>Same rule — they know who you are. No recap of where you work or what you do.</w:t>
+        <w:t>Same rule. They know who you are. No recap of where you work or what you do.</w:t>
       </w:r>
     </w:p>
     <w:p>
@@ -530,7 +530,7 @@
           <w:color w:val="1E9B6E"/>
           <w:sz w:val="24"/>
         </w:rPr>
-        <w:t>Haven't seen them in a while — text</w:t>
+        <w:t>Haven't seen them in a while: text</w:t>
       </w:r>
     </w:p>
     <w:p>
@@ -544,7 +544,7 @@
           <w:i w:val="0"/>
           <w:color w:val="000000"/>
         </w:rPr>
-        <w:t>Hey [Name] — been a while since [the Elm St closing / we were both at the Board thing]. Hope the year's been good to you. Reaching out with an honest agenda: I'm working to grow my agent business and I'd like a shot at earning some of yours. Not asking you to move anything — just want to be on the list when your lender's slammed or a file's a mess. Would be good to catch up either way.</w:t>
+        <w:t>Hey [Name], been a while since [the Elm St closing / we were both at the Board thing]. Hope the year's been good to you. Reaching out with an honest agenda: I'm working to grow my agent business and I'd like a shot at earning some of yours. Not asking you to move anything, just want to be on the list when your lender's slammed or a file's a mess. Would be good to catch up either way.</w:t>
       </w:r>
     </w:p>
     <w:p>
@@ -555,7 +555,7 @@
           <w:color w:val="1E9B6E"/>
           <w:sz w:val="24"/>
         </w:rPr>
-        <w:t>Haven't seen them in a while — email</w:t>
+        <w:t>Haven't seen them in a while: email</w:t>
       </w:r>
     </w:p>
     <w:p>
@@ -571,7 +571,7 @@
           <w:b w:val="0"/>
           <w:i w:val="0"/>
         </w:rPr>
-        <w:t xml:space="preserve"> Been a while — and an honest agenda</w:t>
+        <w:t xml:space="preserve"> Been a while, and an honest agenda</w:t>
       </w:r>
     </w:p>
     <w:p>
@@ -599,7 +599,7 @@
           <w:i w:val="0"/>
           <w:color w:val="000000"/>
         </w:rPr>
-        <w:t>It's been a while — [since the closing on Elm / since we were both at the Board event last year]. Hope the year's treated you well.</w:t>
+        <w:t>It's been a while [since the closing on Elm / since we were both at the Board event last year]. Hope the year's treated you well.</w:t>
       </w:r>
     </w:p>
     <w:p>
@@ -627,7 +627,7 @@
           <w:i w:val="0"/>
           <w:color w:val="000000"/>
         </w:rPr>
-        <w:t>What I'm asking for isn't your whole book. It's to be the second name on your list — the one you call when your usual lender is buried, or when a file doesn't fit neatly inside one bank's box. I shop a number of lenders instead of being stuck with one set of overlays, and those are exactly the files where it matters.</w:t>
+        <w:t>What I'm asking for isn't your whole book. It's to be the second name on your list, the one you call when your usual lender is buried, or when a file doesn't fit neatly inside one bank's box. I shop a number of lenders instead of being stuck with one set of overlays, and those are exactly the files where it matters.</w:t>
       </w:r>
     </w:p>
     <w:p>
@@ -641,7 +641,7 @@
           <w:i w:val="0"/>
           <w:color w:val="000000"/>
         </w:rPr>
-        <w:t>If you're all set, genuinely no hard feelings — say so and I'll leave it alone. If you're open to it, I'd love to grab coffee and hear what's been working for you lately.</w:t>
+        <w:t>If you're all set, genuinely no hard feelings, say so and I'll leave it alone. If you're open to it, I'd love to grab coffee and hear what's been working for you lately.</w:t>
       </w:r>
     </w:p>
     <w:p>
@@ -675,7 +675,7 @@
           <w:b w:val="0"/>
           <w:i w:val="0"/>
         </w:rPr>
-        <w:t>Your strongest possible opener, and most people never use it. They've seen your work — lead with that.</w:t>
+        <w:t>Your strongest possible opener, and most people never use it. They've seen your work, lead with that.</w:t>
       </w:r>
     </w:p>
     <w:p>
@@ -689,7 +689,7 @@
           <w:i w:val="0"/>
           <w:color w:val="000000"/>
         </w:rPr>
-        <w:t>Hey [Name] — was thinking about the [Street] closing the other day. That one had some moving parts and you were great to work with. I'm building my agent business on purpose this year rather than by accident, and you're one of the first calls I'm making — mostly because you already know how I handle a file. Anything coming up I could help with?</w:t>
+        <w:t>Hey [Name], was thinking about the [Street] closing the other day. That one had some moving parts and you were great to work with. I'm building my agent business on purpose this year rather than by accident, and you're one of the first calls I'm making, mostly because you already know how I handle a file. Anything coming up I could help with?</w:t>
       </w:r>
     </w:p>
     <w:p>
@@ -700,7 +700,7 @@
           <w:color w:val="1E9B6E"/>
           <w:sz w:val="24"/>
         </w:rPr>
-        <w:t>Agents you're genuinely close with — drop the professional voice</w:t>
+        <w:t>Agents you're genuinely close with: drop the professional voice</w:t>
       </w:r>
     </w:p>
     <w:p>
@@ -737,7 +737,7 @@
           <w:i w:val="0"/>
           <w:color w:val="000000"/>
         </w:rPr>
-        <w:t>Hey man, real talk — I'm trying to grow my agent business and I realized I've never actually asked you directly, which is kind of dumb on my part. Do you have room for another lender? Not trying to take over anything you've got going. Just want a shot at the next one. And if the answer's no, that's completely fine — I'd honestly rather know.</w:t>
+        <w:t>Hey man, real talk. I'm trying to grow my agent business and I realized I've never actually asked you directly, which is kind of dumb on my part. Do you have room for another lender? Not trying to take over anything you've got going. Just want a shot at the next one. And if the answer's no, that's completely fine. I'd honestly rather know.</w:t>
       </w:r>
     </w:p>
     <w:p>
@@ -760,7 +760,7 @@
           <w:i w:val="0"/>
           <w:color w:val="000000"/>
         </w:rPr>
-        <w:t>[Name] — quick one. Next pre-approval you need, can I take a run at it? I'd rather ask you straight than hint at it for six months. If you're locked in with someone, no problem at all, just tell me.</w:t>
+        <w:t>[Name], quick one. Next pre-approval you need, can I take a run at it? I'd rather ask you straight than hint at it for six months. If you're locked in with someone, no problem at all, just tell me.</w:t>
       </w:r>
     </w:p>
     <w:p>
@@ -803,7 +803,7 @@
           <w:b w:val="0"/>
           <w:i w:val="0"/>
         </w:rPr>
-        <w:t>It hands them the microphone and they'll tell you the exact criteria — turn times, weekend availability, how you talk to their clients, whether you'll sit an open house. That answer is worth more than any amount of guessing, and people rarely say no to someone who asked them how to earn it.</w:t>
+        <w:t>It hands them the microphone and they'll tell you the exact criteria, turn times, weekend availability, how you talk to their clients, whether you'll sit an open house. That answer is worth more than any amount of guessing, and people rarely say no to someone who asked them how to earn it.</w:t>
       </w:r>
     </w:p>
     <w:p>
@@ -837,7 +837,7 @@
           <w:i w:val="0"/>
           <w:color w:val="000000"/>
         </w:rPr>
-        <w:t>Perfect. I'll send you two things by [day]: my pre-approval turn time in writing so you know what you're getting, and a co-branded financing sheet you can use at your next open house. And if something comes up before then, just text me — I answer fast, weekends included.</w:t>
+        <w:t>Perfect. I'll send you two things by [day]: my pre-approval turn time in writing so you know what you're getting, and a co-branded financing sheet you can use at your next open house. And if something comes up before then, just text me. I answer fast, weekends included.</w:t>
       </w:r>
     </w:p>
     <w:p>
@@ -848,7 +848,7 @@
           <w:color w:val="1E9B6E"/>
           <w:sz w:val="24"/>
         </w:rPr>
-        <w:t>If there's no reply — one bump, then stop</w:t>
+        <w:t>If there's no reply: one bump, then stop</w:t>
       </w:r>
     </w:p>
     <w:p>
@@ -862,7 +862,7 @@
           <w:i w:val="0"/>
           <w:color w:val="000000"/>
         </w:rPr>
-        <w:t>Hey [Name] — no worries at all if now's not the time, just closing the loop on my end. Door's open whenever. Good luck with the rest of the year.</w:t>
+        <w:t>Hey [Name], no worries at all if now's not the time, just closing the loop on my end. Door's open whenever. Good luck with the rest of the year.</w:t>
       </w:r>
     </w:p>
     <w:p>
@@ -884,7 +884,7 @@
           <w:color w:val="1B3A5C"/>
           <w:sz w:val="30"/>
         </w:rPr>
-        <w:t>3. People you casually know — making it known what you do</w:t>
+        <w:t>3. People you casually know: making it known what you do</w:t>
       </w:r>
     </w:p>
     <w:p>
@@ -927,7 +927,7 @@
           <w:color w:val="1E9B6E"/>
           <w:sz w:val="24"/>
         </w:rPr>
-        <w:t>Text — someone you know reasonably well</w:t>
+        <w:t>Text: someone you know reasonably well</w:t>
       </w:r>
     </w:p>
     <w:p>
@@ -941,7 +941,7 @@
           <w:i w:val="0"/>
           <w:color w:val="000000"/>
         </w:rPr>
-        <w:t>Hey [Name] — this is a mildly self-serving text and I'm just gonna own that. I'm doing mortgages now with Baxter Mortgage, licensed all over Maine. We're a referral-based company, so honestly this is how it grows. Not asking you for anything today. But if you or anyone you know ends up in the market for a home, I'd love to get connected. Hope you're doing well man.</w:t>
+        <w:t>Hey [Name]. This is a mildly self-serving text and I'm just gonna own that. I'm doing mortgages now with Baxter Mortgage, licensed all over Maine. We're a referral-based company, so honestly this is how it grows. Not asking you for anything today. But if you or anyone you know ends up in the market for a home, I'd love to get connected. Hope you're doing well man.</w:t>
       </w:r>
     </w:p>
     <w:p>
@@ -952,7 +952,7 @@
           <w:color w:val="1E9B6E"/>
           <w:sz w:val="24"/>
         </w:rPr>
-        <w:t>Text — someone you barely know</w:t>
+        <w:t>Text: someone you barely know</w:t>
       </w:r>
     </w:p>
     <w:p>
@@ -966,7 +966,7 @@
           <w:i w:val="0"/>
           <w:color w:val="000000"/>
         </w:rPr>
-        <w:t>Hi [Name] — Derek Smith, we met [at the gym / through Kyle / at the Chamber thing]. Quick note so it's not a surprise later: I'm a mortgage broker with Baxter Mortgage, licensed across Maine. Everything I do runs on referrals. No pitch here — just putting it on your radar in case it's ever useful to you or someone you know. NMLS 2810853</w:t>
+        <w:t>Hi [Name], Derek Smith, we met [at the gym / through Kyle / at the Chamber thing]. Quick note so it's not a surprise later: I'm a mortgage broker with Baxter Mortgage, licensed across Maine. Everything I do runs on referrals. No pitch here, just putting it on your radar in case it's ever useful to you or someone you know. NMLS 2810853</w:t>
       </w:r>
     </w:p>
     <w:p>
@@ -977,7 +977,7 @@
           <w:color w:val="1E9B6E"/>
           <w:sz w:val="24"/>
         </w:rPr>
-        <w:t>Text — someone from a while back</w:t>
+        <w:t>Text: someone from a while back</w:t>
       </w:r>
     </w:p>
     <w:p>
@@ -991,7 +991,7 @@
           <w:i w:val="0"/>
           <w:color w:val="000000"/>
         </w:rPr>
-        <w:t>[Name]! Random one. Saw [thing] and it reminded me I'd been meaning to say hi. I'm doing mortgages now, working all over Maine. Not a sales text — I just figure most people have no idea who to call when that comes up, and now you do. If you or anyone around you is looking at buying, I'd love to get connected. How've you been?</w:t>
+        <w:t>[Name]! Random one. Saw [thing] and it reminded me I'd been meaning to say hi. I'm doing mortgages now, working all over Maine. Not a sales text. I just figure most people have no idea who to call when that comes up, and now you do. If you or anyone around you is looking at buying, I'd love to get connected. How've you been?</w:t>
       </w:r>
     </w:p>
     <w:p>
@@ -1025,7 +1025,7 @@
           <w:i w:val="0"/>
           <w:color w:val="000000"/>
         </w:rPr>
-        <w:t>Quick context since most people don't know — as a broker I shop a bunch of lenders instead of being stuck with one bank's guidelines. Usually means better options, especially if someone's self-employed or has a file that isn't cookie-cutter.</w:t>
+        <w:t>Quick context since most people don't know, as a broker I shop a bunch of lenders instead of being stuck with one bank's guidelines. Usually means better options, especially if someone's self-employed or has a file that isn't cookie-cutter.</w:t>
       </w:r>
     </w:p>
     <w:p>
@@ -1072,7 +1072,7 @@
           <w:i w:val="0"/>
           <w:color w:val="000000"/>
         </w:rPr>
-        <w:t>Hey [Name] — Derek Smith with Baxter Mortgage. We connected back in [month] about financing in [town]. No agenda here, just closing out my file: are you still looking, or did you put it on hold? Either answer is totally fine. NMLS 2810853</w:t>
+        <w:t>Hey [Name], Derek Smith with Baxter Mortgage. We connected back in [month] about financing in [town]. No agenda here, just closing out my file: are you still looking, or did you put it on hold? Either answer is totally fine. NMLS 2810853</w:t>
       </w:r>
     </w:p>
     <w:p>
@@ -1081,7 +1081,7 @@
           <w:b w:val="0"/>
           <w:i w:val="0"/>
         </w:rPr>
-        <w:t>"Either answer is fine" is doing the work — you're making</w:t>
+        <w:t>"Either answer is fine" is doing the work. You're making</w:t>
       </w:r>
       <w:r>
         <w:rPr>
@@ -1150,7 +1150,7 @@
           <w:i w:val="0"/>
           <w:color w:val="000000"/>
         </w:rPr>
-        <w:t>We talked back in [month] about a purchase in [town] and then things went quiet on my end — that's on me.</w:t>
+        <w:t>We talked back in [month] about a purchase in [town] and then things went quiet on my end. That's on me.</w:t>
       </w:r>
     </w:p>
     <w:p>
@@ -1178,7 +1178,7 @@
           <w:i w:val="0"/>
           <w:color w:val="000000"/>
         </w:rPr>
-        <w:t>If you're still looking, I'll send over what's changed since we last spoke. If not, no hard feelings — tell me and I'll stop cluttering your inbox.</w:t>
+        <w:t>If you're still looking, I'll send over what's changed since we last spoke. If not, no hard feelings, tell me and I'll stop cluttering your inbox.</w:t>
       </w:r>
     </w:p>
     <w:p>
@@ -1205,7 +1205,7 @@
           <w:color w:val="1B3A5C"/>
           <w:sz w:val="30"/>
         </w:rPr>
-        <w:t>5. Prospects — the no-ask touch</w:t>
+        <w:t>5. Prospects: the no-ask touch</w:t>
       </w:r>
     </w:p>
     <w:p>
@@ -1239,7 +1239,7 @@
           <w:i w:val="0"/>
           <w:color w:val="000000"/>
         </w:rPr>
-        <w:t>[Name]! Saw [specific thing — the camp reno / that you're in Brunswick now]. Hope the move's treating you well. No mortgage talk, promise — just glad it worked out.</w:t>
+        <w:t>[Name]! Saw [specific thing, the camp reno / that you're in Brunswick now]. Hope the move's treating you well. No mortgage talk, promise, just glad it worked out.</w:t>
       </w:r>
     </w:p>
     <w:p>
@@ -1248,7 +1248,7 @@
           <w:b w:val="0"/>
           <w:i w:val="0"/>
         </w:rPr>
-        <w:t>That's the whole message. The ask comes three touches later, or they bring it up themselves — which is usually what happens.</w:t>
+        <w:t>That's the whole message. The ask comes three touches later, or they bring it up themselves, which is usually what happens.</w:t>
       </w:r>
     </w:p>
     <w:p>
@@ -1259,7 +1259,7 @@
           <w:color w:val="1E9B6E"/>
           <w:sz w:val="24"/>
         </w:rPr>
-        <w:t>Email — the value drop</w:t>
+        <w:t>Email: the value drop</w:t>
       </w:r>
     </w:p>
     <w:p>
@@ -1275,7 +1275,7 @@
           <w:b w:val="0"/>
           <w:i w:val="0"/>
         </w:rPr>
-        <w:t xml:space="preserve"> Thought of you — [specific thing]</w:t>
+        <w:t xml:space="preserve"> Thought of you, [specific thing]</w:t>
       </w:r>
     </w:p>
     <w:p>
@@ -1331,7 +1331,7 @@
           <w:i w:val="0"/>
           <w:color w:val="000000"/>
         </w:rPr>
-        <w:t>Not looking for anything — just figured it was worth passing along. Hope you're well.</w:t>
+        <w:t>Not looking for anything, just figured it was worth passing along. Hope you're well.</w:t>
       </w:r>
     </w:p>
     <w:p>
@@ -1392,7 +1392,7 @@
           <w:i w:val="0"/>
           <w:color w:val="000000"/>
         </w:rPr>
-        <w:t>Hey [Name] — Derek from Baxter Mortgage. It's been about [X months] since we talked about [town]. A lot has shifted since then. If buying is back on your radar this year I'm happy to take another look — and if it's not, no worries at all, I won't keep checking in.</w:t>
+        <w:t>Hey [Name], Derek from Baxter Mortgage. It's been about [X months] since we talked about [town]. A lot has shifted since then. If buying is back on your radar this year I'm happy to take another look, and if it's not, no worries at all, I won't keep checking in.</w:t>
       </w:r>
     </w:p>
     <w:p>
@@ -1447,7 +1447,7 @@
           <w:i w:val="0"/>
           <w:color w:val="000000"/>
         </w:rPr>
-        <w:t>When we spoke in [month], the timing wasn't right — completely reasonable.</w:t>
+        <w:t>When we spoke in [month], the timing wasn't right, completely reasonable.</w:t>
       </w:r>
     </w:p>
     <w:p>
@@ -1502,7 +1502,7 @@
           <w:color w:val="1B3A5C"/>
           <w:sz w:val="30"/>
         </w:rPr>
-        <w:t>7. Past clients — your best referral source</w:t>
+        <w:t>7. Past clients: your best referral source</w:t>
       </w:r>
     </w:p>
     <w:p>
@@ -1527,7 +1527,7 @@
           <w:i w:val="0"/>
           <w:color w:val="000000"/>
         </w:rPr>
-        <w:t>[Name]! One year in the house today. Hope it still feels like the right call. No business here — just wanted to say congrats.</w:t>
+        <w:t>[Name]! One year in the house today. Hope it still feels like the right call. No business here, just wanted to say congrats.</w:t>
       </w:r>
     </w:p>
     <w:p>
@@ -1538,7 +1538,7 @@
           <w:color w:val="1E9B6E"/>
           <w:sz w:val="24"/>
         </w:rPr>
-        <w:t>The referral ask — always a separate message</w:t>
+        <w:t>The referral ask: always a separate message</w:t>
       </w:r>
     </w:p>
     <w:p>
@@ -1565,7 +1565,7 @@
           <w:color w:val="1B3A5C"/>
           <w:sz w:val="30"/>
         </w:rPr>
-        <w:t>8. Active clients — the update that wins referrals</w:t>
+        <w:t>8. Active clients: the update that wins referrals</w:t>
       </w:r>
     </w:p>
     <w:p>
@@ -1574,7 +1574,7 @@
           <w:b w:val="0"/>
           <w:i w:val="0"/>
         </w:rPr>
-        <w:t>Weekly, even when there's nothing to report. Silence is the single biggest complaint borrowers have about lenders — and the agent is watching how you handle their client.</w:t>
+        <w:t>Weekly, even when there's nothing to report. Silence is the single biggest complaint borrowers have about lenders, and the agent is watching how you handle their client.</w:t>
       </w:r>
     </w:p>
     <w:p>
@@ -1588,7 +1588,7 @@
           <w:i w:val="0"/>
           <w:color w:val="000000"/>
         </w:rPr>
-        <w:t>Hi [Name] — quick Friday check-in. [File's in underwriting / appraisal is ordered]. Nothing needed from you right now. Still tracking to close on [date]. I'll reach out the moment anything changes.</w:t>
+        <w:t>Hi [Name], quick Friday check-in. [File's in underwriting / appraisal is ordered]. Nothing needed from you right now. Still tracking to close on [date]. I'll reach out the moment anything changes.</w:t>
       </w:r>
     </w:p>
     <w:p>
@@ -1647,7 +1647,7 @@
           <w:i w:val="0"/>
           <w:color w:val="000000"/>
         </w:rPr>
-        <w:t>What sold me on the broker side is that I'm not stuck selling one bank's products — I shop lenders to find what actually fits the person in front of me. Especially useful if you're self-employed, or you've been told no somewhere else.</w:t>
+        <w:t>What sold me on the broker side is that I'm not stuck selling one bank's products. I shop lenders to find what actually fits the person in front of me. Especially useful if you're self-employed, or you've been told no somewhere else.</w:t>
       </w:r>
     </w:p>
     <w:p>
@@ -1675,7 +1675,7 @@
           <w:i w:val="0"/>
           <w:color w:val="000000"/>
         </w:rPr>
-        <w:t>I'm not turning this feed into an ad. But if you're thinking about buying — or you're two years out and just want to know what to start doing now — that's a free conversation and I'd rather have it early than late.</w:t>
+        <w:t>I'm not turning this feed into an ad. But if you're thinking about buying, or you're two years out and just want to know what to start doing now. That's a free conversation and I'd rather have it early than late.</w:t>
       </w:r>
     </w:p>
     <w:p>
@@ -1725,7 +1725,7 @@
           <w:i w:val="0"/>
           <w:color w:val="000000"/>
         </w:rPr>
-        <w:t>"I'm doing mortgages now — broker side, so I shop a bunch of lenders."</w:t>
+        <w:t>"I'm doing mortgages now, broker side, so I shop a bunch of lenders."</w:t>
       </w:r>
       <w:r>
         <w:rPr>
@@ -1806,7 +1806,7 @@
           <w:b w:val="0"/>
           <w:i w:val="0"/>
         </w:rPr>
-        <w:t xml:space="preserve"> Tuesday–Thursday, 10am–4pm. Avoid Monday morning and Friday afternoon.</w:t>
+        <w:t xml:space="preserve"> Tuesday to Thursday, 10am to 4pm. Avoid Monday morning and Friday afternoon.</w:t>
       </w:r>
     </w:p>
     <w:p>
@@ -1844,7 +1844,7 @@
           <w:b w:val="0"/>
           <w:i w:val="0"/>
         </w:rPr>
-        <w:t xml:space="preserve"> mid-morning or early evening. Never Saturday — they're working.</w:t>
+        <w:t xml:space="preserve"> mid-morning or early evening. Never Saturday, they're working.</w:t>
       </w:r>
     </w:p>
     <w:p>
@@ -2010,7 +2010,7 @@
           <w:b w:val="0"/>
           <w:i w:val="0"/>
         </w:rPr>
-        <w:t xml:space="preserve"> — talks about activity and seasonality rather than predicting the market:</w:t>
+        <w:t xml:space="preserve"> , which talks about activity and seasonality rather than predicting the market:</w:t>
       </w:r>
     </w:p>
     <w:p>
@@ -2084,7 +2084,7 @@
           <w:b w:val="0"/>
           <w:i/>
         </w:rPr>
-        <w:t>Templates only — not legal advice. Run anything you plan to send at volume past Baxter Mortgage compliance before launching it.</w:t>
+        <w:t>Templates only, not legal advice. Run anything you plan to send at volume past Baxter Mortgage compliance before launching it.</w:t>
       </w:r>
     </w:p>
     <w:sectPr>

--- a/content-marketing/Outreach_Playbook_Derek_Smith.docx
+++ b/content-marketing/Outreach_Playbook_Derek_Smith.docx
@@ -159,7 +159,23 @@
           <w:b w:val="0"/>
           <w:i w:val="0"/>
         </w:rPr>
-        <w:t>They know who you are and who you're with. So skip the introduction entirely, leading with it makes you sound like you're announcing yourself rather than asking for business. Go straight to the ask.</w:t>
+        <w:t>They know who you are and who you're with, so skip the introduction. Go straight to the ask.</w:t>
+      </w:r>
+    </w:p>
+    <w:p>
+      <w:r>
+        <w:rPr>
+          <w:b/>
+          <w:i w:val="0"/>
+        </w:rPr>
+        <w:t>But be careful what you ask for.</w:t>
+      </w:r>
+      <w:r>
+        <w:rPr>
+          <w:b w:val="0"/>
+          <w:i w:val="0"/>
+        </w:rPr>
+        <w:t xml:space="preserve"> "Send me your tough files, I'll be your backup" sounds humble and it is a trap. Ask to be the problem-file guy and that is exactly what you become: forty hours on deals that die, while their real buyers keep going to the primary lender. Some agents will hand you a corpse purely so you stop asking.</w:t>
       </w:r>
     </w:p>
     <w:p>
@@ -168,7 +184,21 @@
           <w:b w:val="0"/>
           <w:i w:val="0"/>
         </w:rPr>
-        <w:t>The goal isn't their whole book. It's to become the person they call when the normal lender says no.</w:t>
+        <w:t>So ask for a</w:t>
+      </w:r>
+      <w:r>
+        <w:rPr>
+          <w:b/>
+          <w:i w:val="0"/>
+        </w:rPr>
+        <w:t xml:space="preserve"> live buyer at the top of the funnel</w:t>
+      </w:r>
+      <w:r>
+        <w:rPr>
+          <w:b w:val="0"/>
+          <w:i w:val="0"/>
+        </w:rPr>
+        <w:t xml:space="preserve"> , not a rescue job.</w:t>
       </w:r>
     </w:p>
     <w:p>
@@ -193,7 +223,16 @@
           <w:i w:val="0"/>
           <w:color w:val="000000"/>
         </w:rPr>
-        <w:t>Hey [Name], good seeing you at [place]. Reaching out on the business side: I'm working on growing my agent relationships this year and I'd like a shot at earning some of yours. Not asking you to move anything away from whoever you use. I just want to be the call when they're buried or a file won't fit. I shop multiple lenders, so the messy ones are where I'm most useful.</w:t>
+        <w:t>Hey [Name], good seeing you at [place]. Reaching out on the business side: I'm working on growing my agent relationships this year and I'd like a shot at earning some of yours. Specifically, your next buyer who needs a pre-approval. Not asking you to move anything away from whoever you use, I just want to be in the mix on one and let the work speak for itself.</w:t>
+      </w:r>
+    </w:p>
+    <w:p>
+      <w:r>
+        <w:rPr>
+          <w:b w:val="0"/>
+          <w:i w:val="0"/>
+        </w:rPr>
+        <w:t>"Your next pre-approval" is a live person with a timeline. "Your tough one" is usually a file three other lenders already passed on.</w:t>
       </w:r>
     </w:p>
     <w:p>
@@ -220,7 +259,7 @@
           <w:b w:val="0"/>
           <w:i w:val="0"/>
         </w:rPr>
-        <w:t xml:space="preserve"> A shot at your next tough one</w:t>
+        <w:t xml:space="preserve"> A shot at your next pre-approval</w:t>
       </w:r>
     </w:p>
     <w:p>
@@ -276,7 +315,7 @@
           <w:i w:val="0"/>
           <w:color w:val="000000"/>
         </w:rPr>
-        <w:t>I'm not asking you to move anything away from whoever you're using now. What I want is the file that isn't clean, the self-employed borrower, the thin credit file, the buyer who already got a no somewhere. I shop a number of lenders rather than working inside one bank's overlays, and those are the files where that's actually worth something.</w:t>
+        <w:t>What I'm asking for is one shot at a pre-approval. Not your whole book, and not a file that's already been declined twice. Just the next buyer who needs to get qualified, so you can see how I work on something normal.</w:t>
       </w:r>
     </w:p>
     <w:p>
@@ -290,7 +329,7 @@
           <w:i w:val="0"/>
           <w:color w:val="000000"/>
         </w:rPr>
-        <w:t>Two things I'll commit to if you send me one: you'll hear back from me the same day, weekends included. And your client will never call you asking where the loan stands, because I'll have already told them.</w:t>
+        <w:t>Two things I'll commit to: you'll hear back from me the same day, weekends included. And your client will never call you asking where the loan stands, because I'll have already told them.</w:t>
       </w:r>
     </w:p>
     <w:p>
@@ -304,7 +343,21 @@
           <w:i w:val="0"/>
           <w:color w:val="000000"/>
         </w:rPr>
-        <w:t>If you're all set, no hard feelings, say so and I'll leave it alone. If you're open to it, coffee sometime? I'm around [towns] most weeks.</w:t>
+        <w:t>If that one goes well, I'd like to be in the rotation. If it doesn't, you've lost nothing and I won't keep asking.</w:t>
+      </w:r>
+    </w:p>
+    <w:p>
+      <w:pPr>
+        <w:spacing w:after="160"/>
+        <w:ind w:left="504"/>
+      </w:pPr>
+      <w:r>
+        <w:rPr>
+          <w:b w:val="0"/>
+          <w:i w:val="0"/>
+          <w:color w:val="000000"/>
+        </w:rPr>
+        <w:t>Coffee sometime? I'm around [towns] most weeks.</w:t>
       </w:r>
     </w:p>
     <w:p>
@@ -327,7 +380,7 @@
           <w:b w:val="0"/>
           <w:i w:val="0"/>
         </w:rPr>
-        <w:t>Those two commitments are the most persuasive lines in the message. Everyone claims to be responsive. Putting a same-day turnaround and proactive client updates in writing is a specific, checkable promise, and agents switch lenders over exactly those two things.</w:t>
+        <w:t>Those two commitments are the most persuasive lines in the message. Everyone claims to be responsive. A same-day turnaround and proactive client updates are specific and checkable, and they are what agents actually switch lenders over.</w:t>
       </w:r>
     </w:p>
     <w:p>
@@ -338,7 +391,7 @@
           <w:color w:val="1E9B6E"/>
           <w:sz w:val="24"/>
         </w:rPr>
-        <w:t>When they say "I already have a lender"</w:t>
+        <w:t>If they offer you a hard file anyway</w:t>
       </w:r>
     </w:p>
     <w:p>
@@ -347,7 +400,7 @@
           <w:b w:val="0"/>
           <w:i w:val="0"/>
         </w:rPr>
-        <w:t>They will. This is the expected answer, not a rejection, and how you handle it decides whether you ever get a file.</w:t>
+        <w:t>Take it. Hard files are real opportunities and closing one buys enormous trust. Just name the trade out loud so it's a deal instead of charity.</w:t>
       </w:r>
     </w:p>
     <w:p>
@@ -361,7 +414,7 @@
           <w:i w:val="0"/>
           <w:color w:val="000000"/>
         </w:rPr>
-        <w:t>Totally expected, and I'm not trying to replace them. Every agent should have a backup for when their main lender can't make something work, or is slammed and slow to answer. That's the slot I'm asking for. Costs you nothing until you need it.</w:t>
+        <w:t>Happy to take a look at that one. If I get it closed, all I'd ask is a shot at the next straightforward one too. Fair?</w:t>
       </w:r>
     </w:p>
     <w:p>
@@ -370,7 +423,7 @@
           <w:b w:val="0"/>
           <w:i w:val="0"/>
         </w:rPr>
-        <w:t>The backup slot is winnable, and it's how nearly every lender-agent relationship actually starts. Their primary will eventually be unreachable on a Saturday, or will decline something. Be the person who picks up.</w:t>
+        <w:t>That single question changes everything. It turns a throwaway file into a trial with a stated outcome, and it tells you immediately whether they're serious. An agent who won't agree to that was never going to send you a good buyer.</w:t>
       </w:r>
     </w:p>
     <w:p>
@@ -381,7 +434,7 @@
           <w:color w:val="1E9B6E"/>
           <w:sz w:val="24"/>
         </w:rPr>
-        <w:t>Offering something before you ask</w:t>
+        <w:t>The move that beats asking: bring them something first</w:t>
       </w:r>
     </w:p>
     <w:p>
@@ -390,7 +443,7 @@
           <w:b w:val="0"/>
           <w:i w:val="0"/>
         </w:rPr>
-        <w:t>If you want to move faster, lead with work instead of words:</w:t>
+        <w:t>The fastest way out of the supplicant position is to stop asking and start trading. You have your own buyers.</w:t>
       </w:r>
     </w:p>
     <w:p>
@@ -404,7 +457,7 @@
           <w:i w:val="0"/>
           <w:color w:val="000000"/>
         </w:rPr>
-        <w:t>Hey [Name], got an open house coming up? Happy to put together a financing sheet for it: a few program options buyers can actually look at, co-branded with you. Costs you nothing and gives people something to take home. I can also sit the open house with you if you want someone there to handle the money questions.</w:t>
+        <w:t>Hey [Name], I've got a buyer, [pre-approved / getting there], looking in [town] around [range]. They need an agent. You want the intro?</w:t>
       </w:r>
     </w:p>
     <w:p>
@@ -413,7 +466,55 @@
           <w:b w:val="0"/>
           <w:i w:val="0"/>
         </w:rPr>
-        <w:t>Sitting an open house is the fastest way to earn an agent's trust. You're giving them free coverage and meeting buyers directly.</w:t>
+        <w:t>Send one agent one real buyer and you are a peer rather than someone asking for scraps. This is worth more than twenty outreach texts, and it is the single highest-leverage message in this entire document.</w:t>
+      </w:r>
+    </w:p>
+    <w:p>
+      <w:r>
+        <w:rPr>
+          <w:b/>
+          <w:i w:val="0"/>
+          <w:color w:val="1E9B6E"/>
+          <w:sz w:val="24"/>
+        </w:rPr>
+        <w:t>Generating your own instead of receiving theirs</w:t>
+      </w:r>
+    </w:p>
+    <w:p>
+      <w:pPr>
+        <w:spacing w:after="160"/>
+        <w:ind w:left="504"/>
+      </w:pPr>
+      <w:r>
+        <w:rPr>
+          <w:b w:val="0"/>
+          <w:i w:val="0"/>
+          <w:color w:val="000000"/>
+        </w:rPr>
+        <w:t>Hey [Name], got an open house coming up? I'll sit it with you and handle the money questions. You get coverage, I get to meet buyers. I'll bring a co-branded financing sheet people can take home.</w:t>
+      </w:r>
+    </w:p>
+    <w:p>
+      <w:r>
+        <w:rPr>
+          <w:b w:val="0"/>
+          <w:i w:val="0"/>
+        </w:rPr>
+        <w:t>Note what this actually does: the buyers who walk through that door become</w:t>
+      </w:r>
+      <w:r>
+        <w:rPr>
+          <w:b w:val="0"/>
+          <w:i/>
+        </w:rPr>
+        <w:t xml:space="preserve"> your</w:t>
+      </w:r>
+      <w:r>
+        <w:rPr>
+          <w:b w:val="0"/>
+          <w:i w:val="0"/>
+        </w:rPr>
+        <w:t xml:space="preserve"> leads. You are not waiting to be handed anything. Same logic for co-hosting a first-time buyer seminar.</w:t>
       </w:r>
     </w:p>
     <w:p>
@@ -441,22 +542,6 @@
         <w:t>Great talking today [Name]. Two things I said I'd do: [X] and [Y]. I'll have both to you by [day]. And if anything comes up before then that needs a quick pre-qual, just text me. I answer fast, including weekends.</w:t>
       </w:r>
     </w:p>
-    <w:p>
-      <w:r>
-        <w:rPr>
-          <w:b/>
-          <w:i w:val="0"/>
-        </w:rPr>
-        <w:t>Response speed is the whole game with agents.</w:t>
-      </w:r>
-      <w:r>
-        <w:rPr>
-          <w:b w:val="0"/>
-          <w:i w:val="0"/>
-        </w:rPr>
-        <w:t xml:space="preserve"> It's the most common reason they switch lenders and the easiest thing to be excellent at immediately.</w:t>
-      </w:r>
-    </w:p>
     <w:p/>
     <w:p/>
     <w:p>
@@ -476,7 +561,7 @@
           <w:b w:val="0"/>
           <w:i w:val="0"/>
         </w:rPr>
-        <w:t>Same rule. They know who you are. No recap of where you work or what you do.</w:t>
+        <w:t>Same rule, they know who you are. No recap of where you work.</w:t>
       </w:r>
     </w:p>
     <w:p>
@@ -510,7 +595,7 @@
           <w:color w:val="1E9B6E"/>
           <w:sz w:val="24"/>
         </w:rPr>
-        <w:t>First, the honesty problem</w:t>
+        <w:t>The honesty problem</w:t>
       </w:r>
     </w:p>
     <w:p>
@@ -544,7 +629,7 @@
           <w:i w:val="0"/>
           <w:color w:val="000000"/>
         </w:rPr>
-        <w:t>Hey [Name], been a while since [the Elm St closing / we were both at the Board thing]. Hope the year's been good to you. Reaching out with an honest agenda: I'm working to grow my agent business and I'd like a shot at earning some of yours. Not asking you to move anything, just want to be on the list when your lender's slammed or a file's a mess. Would be good to catch up either way.</w:t>
+        <w:t>Hey [Name], been a while since [the Elm St closing / we were both at the Board thing]. Hope the year's been good to you. Reaching out with an honest agenda: I'm working to grow my agent business and I'd like a shot at earning some of yours. One pre-approval is all I'm asking for. Would be good to catch up either way.</w:t>
       </w:r>
     </w:p>
     <w:p>
@@ -627,7 +712,7 @@
           <w:i w:val="0"/>
           <w:color w:val="000000"/>
         </w:rPr>
-        <w:t>What I'm asking for isn't your whole book. It's to be the second name on your list, the one you call when your usual lender is buried, or when a file doesn't fit neatly inside one bank's box. I shop a number of lenders instead of being stuck with one set of overlays, and those are exactly the files where it matters.</w:t>
+        <w:t>What I'm after is one shot at a pre-approval so you can see how I handle a normal file. If it goes well, I'd like to be in the rotation. If not, no hard feelings and I'll leave it alone.</w:t>
       </w:r>
     </w:p>
     <w:p>
@@ -641,7 +726,7 @@
           <w:i w:val="0"/>
           <w:color w:val="000000"/>
         </w:rPr>
-        <w:t>If you're all set, genuinely no hard feelings, say so and I'll leave it alone. If you're open to it, I'd love to grab coffee and hear what's been working for you lately.</w:t>
+        <w:t>Either way, I'd like to grab coffee and hear what's been working for you lately.</w:t>
       </w:r>
     </w:p>
     <w:p>
@@ -675,7 +760,7 @@
           <w:b w:val="0"/>
           <w:i w:val="0"/>
         </w:rPr>
-        <w:t>Your strongest possible opener, and most people never use it. They've seen your work, lead with that.</w:t>
+        <w:t>Your strongest possible opener, and most people never use it. They've seen your work, so lead with that.</w:t>
       </w:r>
     </w:p>
     <w:p>
@@ -704,29 +789,6 @@
       </w:r>
     </w:p>
     <w:p>
-      <w:r>
-        <w:rPr>
-          <w:b w:val="0"/>
-          <w:i w:val="0"/>
-        </w:rPr>
-        <w:t>With someone you actually know, the polished email is</w:t>
-      </w:r>
-      <w:r>
-        <w:rPr>
-          <w:b w:val="0"/>
-          <w:i/>
-        </w:rPr>
-        <w:t xml:space="preserve"> worse</w:t>
-      </w:r>
-      <w:r>
-        <w:rPr>
-          <w:b w:val="0"/>
-          <w:i w:val="0"/>
-        </w:rPr>
-        <w:t xml:space="preserve"> . It reads as fake and creates distance where you had none. Just say the thing.</w:t>
-      </w:r>
-    </w:p>
-    <w:p>
       <w:pPr>
         <w:spacing w:after="160"/>
         <w:ind w:left="504"/>
@@ -737,30 +799,7 @@
           <w:i w:val="0"/>
           <w:color w:val="000000"/>
         </w:rPr>
-        <w:t>Hey man, real talk. I'm trying to grow my agent business and I realized I've never actually asked you directly, which is kind of dumb on my part. Do you have room for another lender? Not trying to take over anything you've got going. Just want a shot at the next one. And if the answer's no, that's completely fine. I'd honestly rather know.</w:t>
-      </w:r>
-    </w:p>
-    <w:p>
-      <w:r>
-        <w:rPr>
-          <w:b w:val="0"/>
-          <w:i w:val="0"/>
-        </w:rPr>
-        <w:t>Alternate, shorter:</w:t>
-      </w:r>
-    </w:p>
-    <w:p>
-      <w:pPr>
-        <w:spacing w:after="160"/>
-        <w:ind w:left="504"/>
-      </w:pPr>
-      <w:r>
-        <w:rPr>
-          <w:b w:val="0"/>
-          <w:i w:val="0"/>
-          <w:color w:val="000000"/>
-        </w:rPr>
-        <w:t>[Name], quick one. Next pre-approval you need, can I take a run at it? I'd rather ask you straight than hint at it for six months. If you're locked in with someone, no problem at all, just tell me.</w:t>
+        <w:t>Hey man, real talk. I'm trying to grow my agent business and I realized I've never actually asked you directly, which is kind of dumb on my part. Can I have a shot at your next pre-approval? Not trying to take over anything you've got going. And if the answer's no, that's completely fine, I'd honestly rather know.</w:t>
       </w:r>
     </w:p>
     <w:p>
@@ -772,15 +811,6 @@
           <w:sz w:val="24"/>
         </w:rPr>
         <w:t>The single best question to ask a close agent</w:t>
-      </w:r>
-    </w:p>
-    <w:p>
-      <w:r>
-        <w:rPr>
-          <w:b w:val="0"/>
-          <w:i w:val="0"/>
-        </w:rPr>
-        <w:t>In person or on a call, this outperforms any pitch:</w:t>
       </w:r>
     </w:p>
     <w:p>
@@ -803,7 +833,7 @@
           <w:b w:val="0"/>
           <w:i w:val="0"/>
         </w:rPr>
-        <w:t>It hands them the microphone and they'll tell you the exact criteria, turn times, weekend availability, how you talk to their clients, whether you'll sit an open house. That answer is worth more than any amount of guessing, and people rarely say no to someone who asked them how to earn it.</w:t>
+        <w:t>It hands them the microphone and they'll tell you the exact criteria: turn times, weekend availability, how you talk to their clients, whether you'll sit an open house. That answer is worth more than any amount of guessing.</w:t>
       </w:r>
     </w:p>
     <w:p>
@@ -837,7 +867,7 @@
           <w:i w:val="0"/>
           <w:color w:val="000000"/>
         </w:rPr>
-        <w:t>Perfect. I'll send you two things by [day]: my pre-approval turn time in writing so you know what you're getting, and a co-branded financing sheet you can use at your next open house. And if something comes up before then, just text me. I answer fast, weekends included.</w:t>
+        <w:t>Perfect. I'll send you two things by [day]: my pre-approval turn time in writing so you know what you're getting, and a co-branded financing sheet for your next open house. And if a buyer comes up before then, just text me.</w:t>
       </w:r>
     </w:p>
     <w:p>
@@ -862,7 +892,7 @@
           <w:i w:val="0"/>
           <w:color w:val="000000"/>
         </w:rPr>
-        <w:t>Hey [Name], no worries at all if now's not the time, just closing the loop on my end. Door's open whenever. Good luck with the rest of the year.</w:t>
+        <w:t>Hey [Name], no worries at all if now's not the time, just closing the loop on my end. Door's open whenever.</w:t>
       </w:r>
     </w:p>
     <w:p>
@@ -871,7 +901,7 @@
           <w:b w:val="0"/>
           <w:i w:val="0"/>
         </w:rPr>
-        <w:t>One follow-up. Then log them as a Prospect on the 30-day cadence and let the system bring them back around with something useful later. Chasing is what turns a reasonable ask into a nuisance.</w:t>
+        <w:t>One follow-up. Then log them as a Prospect on the 30-day cadence. Chasing is what turns a reasonable ask into a nuisance.</w:t>
       </w:r>
     </w:p>
     <w:p/>
@@ -884,7 +914,329 @@
           <w:color w:val="1B3A5C"/>
           <w:sz w:val="30"/>
         </w:rPr>
-        <w:t>3. People you casually know: making it known what you do</w:t>
+        <w:t>3. Protecting your time: qualifying what you're handed</w:t>
+      </w:r>
+    </w:p>
+    <w:p>
+      <w:r>
+        <w:rPr>
+          <w:b w:val="0"/>
+          <w:i w:val="0"/>
+        </w:rPr>
+        <w:t>You are allowed to have standards. A referral is not a gift, it is a request for several hours of unpaid work, and not all of them are worth taking. The failure mode is spending a quarter on files that were never going to close, for agents who were never going to send you a real one.</w:t>
+      </w:r>
+    </w:p>
+    <w:p>
+      <w:r>
+        <w:rPr>
+          <w:b/>
+          <w:i w:val="0"/>
+          <w:color w:val="1E9B6E"/>
+          <w:sz w:val="24"/>
+        </w:rPr>
+        <w:t>Qualify before you accept, not after</w:t>
+      </w:r>
+    </w:p>
+    <w:p>
+      <w:r>
+        <w:rPr>
+          <w:b w:val="0"/>
+          <w:i w:val="0"/>
+        </w:rPr>
+        <w:t>Ask these on the handoff call. It takes four minutes and it is completely normal.</w:t>
+      </w:r>
+    </w:p>
+    <w:p>
+      <w:pPr>
+        <w:pStyle w:val="ListBullet"/>
+      </w:pPr>
+      <w:r>
+        <w:rPr>
+          <w:b w:val="0"/>
+          <w:i w:val="0"/>
+        </w:rPr>
+        <w:t>What's their timeline? Actively looking, or thinking about next year?</w:t>
+      </w:r>
+    </w:p>
+    <w:p>
+      <w:pPr>
+        <w:pStyle w:val="ListBullet"/>
+      </w:pPr>
+      <w:r>
+        <w:rPr>
+          <w:b w:val="0"/>
+          <w:i w:val="0"/>
+        </w:rPr>
+        <w:t>Have they been pre-approved anywhere else, or talked to another lender?</w:t>
+      </w:r>
+    </w:p>
+    <w:p>
+      <w:pPr>
+        <w:pStyle w:val="ListBullet"/>
+      </w:pPr>
+      <w:r>
+        <w:rPr>
+          <w:b w:val="0"/>
+          <w:i w:val="0"/>
+        </w:rPr>
+        <w:t>If someone already declined them, do you know why?</w:t>
+      </w:r>
+    </w:p>
+    <w:p>
+      <w:pPr>
+        <w:pStyle w:val="ListBullet"/>
+      </w:pPr>
+      <w:r>
+        <w:rPr>
+          <w:b w:val="0"/>
+          <w:i w:val="0"/>
+        </w:rPr>
+        <w:t>Have they actually been out looking at houses with you?</w:t>
+      </w:r>
+    </w:p>
+    <w:p>
+      <w:pPr>
+        <w:pStyle w:val="ListBullet"/>
+      </w:pPr>
+      <w:r>
+        <w:rPr>
+          <w:b w:val="0"/>
+          <w:i w:val="0"/>
+        </w:rPr>
+        <w:t>Are they under contract, or is this the beginning?</w:t>
+      </w:r>
+    </w:p>
+    <w:p>
+      <w:r>
+        <w:rPr>
+          <w:b w:val="0"/>
+          <w:i w:val="0"/>
+        </w:rPr>
+        <w:t>An agent who can't answer any of these hasn't really engaged with the buyer, which tells you what the file is worth.</w:t>
+      </w:r>
+    </w:p>
+    <w:p>
+      <w:r>
+        <w:rPr>
+          <w:b/>
+          <w:i w:val="0"/>
+          <w:color w:val="1E9B6E"/>
+          <w:sz w:val="24"/>
+        </w:rPr>
+        <w:t>The tells that you're being handled</w:t>
+      </w:r>
+    </w:p>
+    <w:p>
+      <w:pPr>
+        <w:pStyle w:val="ListBullet"/>
+      </w:pPr>
+      <w:r>
+        <w:rPr>
+          <w:b w:val="0"/>
+          <w:i w:val="0"/>
+        </w:rPr>
+        <w:t>"Sure, send me something" and then nothing, twice</w:t>
+      </w:r>
+    </w:p>
+    <w:p>
+      <w:pPr>
+        <w:pStyle w:val="ListBullet"/>
+      </w:pPr>
+      <w:r>
+        <w:rPr>
+          <w:b w:val="0"/>
+          <w:i w:val="0"/>
+        </w:rPr>
+        <w:t>A referral with no timeline and no contact info, just a name</w:t>
+      </w:r>
+    </w:p>
+    <w:p>
+      <w:pPr>
+        <w:pStyle w:val="ListBullet"/>
+      </w:pPr>
+      <w:r>
+        <w:rPr>
+          <w:b w:val="0"/>
+          <w:i w:val="0"/>
+        </w:rPr>
+        <w:t>A borrower already declined by two or more lenders with nothing new since</w:t>
+      </w:r>
+    </w:p>
+    <w:p>
+      <w:pPr>
+        <w:pStyle w:val="ListBullet"/>
+      </w:pPr>
+      <w:r>
+        <w:rPr>
+          <w:b w:val="0"/>
+          <w:i w:val="0"/>
+        </w:rPr>
+        <w:t>The agent hasn't met them in person</w:t>
+      </w:r>
+    </w:p>
+    <w:p>
+      <w:pPr>
+        <w:pStyle w:val="ListBullet"/>
+      </w:pPr>
+      <w:r>
+        <w:rPr>
+          <w:b w:val="0"/>
+          <w:i w:val="0"/>
+        </w:rPr>
+        <w:t>Every file they send you is a rescue, and never a normal buyer</w:t>
+      </w:r>
+    </w:p>
+    <w:p>
+      <w:r>
+        <w:rPr>
+          <w:b w:val="0"/>
+          <w:i w:val="0"/>
+        </w:rPr>
+        <w:t>That last one is the important pattern. One hard file is a trial. Three hard files and no clean ones is a role, and it's not one you want.</w:t>
+      </w:r>
+    </w:p>
+    <w:p>
+      <w:r>
+        <w:rPr>
+          <w:b/>
+          <w:i w:val="0"/>
+          <w:color w:val="1E9B6E"/>
+          <w:sz w:val="24"/>
+        </w:rPr>
+        <w:t>Score your agents, don't just collect them</w:t>
+      </w:r>
+    </w:p>
+    <w:p>
+      <w:r>
+        <w:rPr>
+          <w:b w:val="0"/>
+          <w:i w:val="0"/>
+        </w:rPr>
+        <w:t>Track per agent: referrals sent, closed, died, and roughly how many hours you put in. After three referrals you'll know what the relationship actually is.</w:t>
+      </w:r>
+    </w:p>
+    <w:p>
+      <w:pPr>
+        <w:pStyle w:val="ListBullet"/>
+      </w:pPr>
+      <w:r>
+        <w:rPr>
+          <w:b/>
+          <w:i w:val="0"/>
+        </w:rPr>
+        <w:t>Sends live buyers, they close:</w:t>
+      </w:r>
+      <w:r>
+        <w:rPr>
+          <w:b w:val="0"/>
+          <w:i w:val="0"/>
+        </w:rPr>
+        <w:t xml:space="preserve"> invest heavily. Open houses, seminars, co-marketing, anything they want.</w:t>
+      </w:r>
+    </w:p>
+    <w:p>
+      <w:pPr>
+        <w:pStyle w:val="ListBullet"/>
+      </w:pPr>
+      <w:r>
+        <w:rPr>
+          <w:b/>
+          <w:i w:val="0"/>
+        </w:rPr>
+        <w:t>Sends occasionally, mixed results:</w:t>
+      </w:r>
+      <w:r>
+        <w:rPr>
+          <w:b w:val="0"/>
+          <w:i w:val="0"/>
+        </w:rPr>
+        <w:t xml:space="preserve"> stay in the rotation, keep it warm, don't over-invest.</w:t>
+      </w:r>
+    </w:p>
+    <w:p>
+      <w:pPr>
+        <w:pStyle w:val="ListBullet"/>
+      </w:pPr>
+      <w:r>
+        <w:rPr>
+          <w:b/>
+          <w:i w:val="0"/>
+        </w:rPr>
+        <w:t>Three referrals, nothing closed, all of them rescues:</w:t>
+      </w:r>
+      <w:r>
+        <w:rPr>
+          <w:b w:val="0"/>
+          <w:i w:val="0"/>
+        </w:rPr>
+        <w:t xml:space="preserve"> stop. Be polite and be unavailable. That time goes to your own sphere.</w:t>
+      </w:r>
+    </w:p>
+    <w:p>
+      <w:r>
+        <w:rPr>
+          <w:b/>
+          <w:i w:val="0"/>
+          <w:color w:val="1E9B6E"/>
+          <w:sz w:val="24"/>
+        </w:rPr>
+        <w:t>How to decline without damaging the relationship</w:t>
+      </w:r>
+    </w:p>
+    <w:p>
+      <w:pPr>
+        <w:spacing w:after="160"/>
+        <w:ind w:left="504"/>
+      </w:pPr>
+      <w:r>
+        <w:rPr>
+          <w:b w:val="0"/>
+          <w:i w:val="0"/>
+          <w:color w:val="000000"/>
+        </w:rPr>
+        <w:t>I took a look. Honestly, [reason] means this one's a long shot right now, and I don't want to waste your buyer's time or yours pretending otherwise. Here's what they'd need to change to make it work: [specific]. Send them back to me when that's done, and in the meantime I'm around for anything else.</w:t>
+      </w:r>
+    </w:p>
+    <w:p>
+      <w:r>
+        <w:rPr>
+          <w:b w:val="0"/>
+          <w:i w:val="0"/>
+        </w:rPr>
+        <w:t>Declining well, with a real reason and a path back, builds more credibility than grinding on a file that was never going to close. Agents remember the lender who told them the truth in two days over the one who kept it alive for six weeks and then failed.</w:t>
+      </w:r>
+    </w:p>
+    <w:p>
+      <w:r>
+        <w:rPr>
+          <w:b/>
+          <w:i w:val="0"/>
+          <w:color w:val="1E9B6E"/>
+          <w:sz w:val="24"/>
+        </w:rPr>
+        <w:t>The wider point</w:t>
+      </w:r>
+    </w:p>
+    <w:p>
+      <w:r>
+        <w:rPr>
+          <w:b w:val="0"/>
+          <w:i w:val="0"/>
+        </w:rPr>
+        <w:t>Agent relationships are a long game and they are not your only game. Your own sphere, past clients and direct buyers are business you control and don't have to win from a gatekeeper. Work the agents, but don't let chasing them crowd out the pipeline that's actually yours.</w:t>
+      </w:r>
+    </w:p>
+    <w:p/>
+    <w:p/>
+    <w:p>
+      <w:r>
+        <w:rPr>
+          <w:b/>
+          <w:i w:val="0"/>
+          <w:color w:val="1B3A5C"/>
+          <w:sz w:val="30"/>
+        </w:rPr>
+        <w:t>4. People you casually know: making it known what you do</w:t>
       </w:r>
     </w:p>
     <w:p>
@@ -1047,7 +1399,7 @@
           <w:color w:val="1B3A5C"/>
           <w:sz w:val="30"/>
         </w:rPr>
-        <w:t>4. Leads who went quiet</w:t>
+        <w:t>5. Leads who went quiet</w:t>
       </w:r>
     </w:p>
     <w:p>
@@ -1205,7 +1557,7 @@
           <w:color w:val="1B3A5C"/>
           <w:sz w:val="30"/>
         </w:rPr>
-        <w:t>5. Prospects: the no-ask touch</w:t>
+        <w:t>6. Prospects: the no-ask touch</w:t>
       </w:r>
     </w:p>
     <w:p>
@@ -1358,7 +1710,7 @@
           <w:color w:val="1B3A5C"/>
           <w:sz w:val="30"/>
         </w:rPr>
-        <w:t>6. Dead leads</w:t>
+        <w:t>7. Dead leads</w:t>
       </w:r>
     </w:p>
     <w:p>
@@ -1502,7 +1854,7 @@
           <w:color w:val="1B3A5C"/>
           <w:sz w:val="30"/>
         </w:rPr>
-        <w:t>7. Past clients: your best referral source</w:t>
+        <w:t>8. Past clients: your best referral source</w:t>
       </w:r>
     </w:p>
     <w:p>
@@ -1565,7 +1917,7 @@
           <w:color w:val="1B3A5C"/>
           <w:sz w:val="30"/>
         </w:rPr>
-        <w:t>8. Active clients: the update that wins referrals</w:t>
+        <w:t>9. Active clients: the update that wins referrals</w:t>
       </w:r>
     </w:p>
     <w:p>
@@ -1610,7 +1962,7 @@
           <w:color w:val="1B3A5C"/>
           <w:sz w:val="30"/>
         </w:rPr>
-        <w:t>9. The one-time social post</w:t>
+        <w:t>10. The one-time social post</w:t>
       </w:r>
     </w:p>
     <w:p>
@@ -1702,7 +2054,7 @@
           <w:color w:val="1B3A5C"/>
           <w:sz w:val="30"/>
         </w:rPr>
-        <w:t>10. In person</w:t>
+        <w:t>11. In person</w:t>
       </w:r>
     </w:p>
     <w:p>
@@ -1787,7 +2139,7 @@
           <w:color w:val="1B3A5C"/>
           <w:sz w:val="30"/>
         </w:rPr>
-        <w:t>11. Timing</w:t>
+        <w:t>12. Timing</w:t>
       </w:r>
     </w:p>
     <w:p>
@@ -1876,7 +2228,7 @@
           <w:color w:val="1B3A5C"/>
           <w:sz w:val="30"/>
         </w:rPr>
-        <w:t>12. Compliance quick reference</w:t>
+        <w:t>13. Compliance quick reference</w:t>
       </w:r>
     </w:p>
     <w:p>
